--- a/History/chapters/30 - Leaving the Cradle - Space Travel, the Moon, Mars, and Maybe the Galaxy.docx
+++ b/History/chapters/30 - Leaving the Cradle - Space Travel, the Moon, Mars, and Maybe the Galaxy.docx
@@ -42,23 +42,23 @@
         <w:spacing w:after="200"/>
       </w:pPr>
       <w:r>
-        <w:t xml:space="preserve">The race produced other firsts worth remembering alongside Gagarin's. Laika, a stray dog from the streets of Moscow, became the first animal to orbit Earth aboard Sputnik 2 in November 1957, on a one-way mission whose life-support system was never built to bring her home. Valentina Tereshkova followed in June 1963 as the first woman in space, orbiting Earth 48 times aboard Vostok 6, a record no other woman in any space program would match for nineteen years.</w:t>
-      </w:r>
-    </w:p>
-    <w:p>
-      <w:pPr>
-        <w:spacing w:after="200"/>
-      </w:pPr>
-      <w:r>
-        <w:t xml:space="preserve">President Kennedy's May 1961 commitment to land a man on the Moon “before this decade is out” turned prestige into a program: at its peak, Apollo employed around 400,000 people and consumed a meaningful share of the entire US federal budget. It delivered on the deadline. On July 20, 1969, Neil Armstrong and Buzz Aldrin walked on the Moon while an estimated 600 million people watched live, the largest simultaneous audience for a single event in human history up to that point.</w:t>
-      </w:r>
-    </w:p>
-    <w:p>
-      <w:pPr>
-        <w:spacing w:after="200"/>
-      </w:pPr>
-      <w:r>
-        <w:t xml:space="preserve">What followed is, to dolphin historians, nearly as interesting as the landing itself: humans stopped going. Apollo 17, in December 1972, was the last crewed Moon landing, and no human has walked on the Moon since, not for any technical reason so much as budgetary and political ones, once the Cold War prestige motive that funded the program in the first place had been satisfied. NASA's Artemis program has long been working toward changing that.</w:t>
+        <w:t xml:space="preserve">The race produced other firsts worth remembering alongside Gagarin's. Laika, a stray dog from the streets of Moscow, became the first animal to orbit Earth aboard Sputnik 2 in November 1957, on a one-way mission whose life-support system was never built to bring her home. Valentina Tereshkova followed in June 1963 as the first woman in space, orbiting Earth 48 times aboard Vostok 6. No other woman flew in space for nineteen years.</w:t>
+      </w:r>
+    </w:p>
+    <w:p>
+      <w:pPr>
+        <w:spacing w:after="200"/>
+      </w:pPr>
+      <w:r>
+        <w:t xml:space="preserve">President Kennedy's May 1961 commitment to land a man on the Moon “before this decade is out” turned prestige into a program: at its peak, Apollo employed around 400,000 people, and NASA consumed about 4 percent of the entire US federal budget in 1966. It delivered on the deadline. On July 20, 1969, Neil Armstrong and Buzz Aldrin walked on the Moon while an estimated 600 million people watched live, the largest simultaneous audience for a single event in human history up to that point.</w:t>
+      </w:r>
+    </w:p>
+    <w:p>
+      <w:pPr>
+        <w:spacing w:after="200"/>
+      </w:pPr>
+      <w:r>
+        <w:t xml:space="preserve">What followed is, to dolphin historians, nearly as interesting as the landing itself: humans stopped going. Apollo 17, in December 1972, was the last crewed Moon landing, and no human has walked on the Moon since, not for any technical reason so much as budgetary and political ones, once the Cold War prestige motive that funded the program in the first place had been satisfied. NASA's Artemis program has begun to change that. In April 2026, Artemis II carried four astronauts, Reid Wiseman, Victor Glover, Christina Koch, and the Canadian Jeremy Hansen, around the Moon and back in ten days, the first crew to leave Earth orbit since 1972. A landing is planned for later in the decade.</w:t>
       </w:r>
     </w:p>
     <w:p>
@@ -86,15 +86,15 @@
         <w:spacing w:after="200"/>
       </w:pPr>
       <w:r>
-        <w:t xml:space="preserve">The 21st century broadened the field considerably. SpaceX's reusable rockets, flying commercially from the 2010s onward, cut launch costs sharply enough to change the economics of the entire industry, while China developed its own crewed space program and lunar ambitions, and India successfully landed a probe near the Moon's south pole in 2023, ending the two-country era for good.</w:t>
-      </w:r>
-    </w:p>
-    <w:p>
-      <w:pPr>
-        <w:spacing w:after="200"/>
-      </w:pPr>
-      <w:r>
-        <w:t xml:space="preserve">Mars settlement is discussed publicly and seriously by several of these programs and companies as a stated long-term goal. It remains, as this book is written, exactly that: a stated goal. No human has yet traveled beyond the Moon's orbit, and the radiation exposure, distance, and physiological toll of a Mars mission are substantially harder problems than anything Apollo solved. Some proponents talk further still, toward eventual expansion beyond the solar system entirely, to other stars and the wider galaxy.</w:t>
+        <w:t xml:space="preserve">The 21st century broadened the field considerably. SpaceX's reusable rockets, flying commercially from the 2010s onward, cut launch costs sharply enough to change the economics of the entire industry, while China developed its own crewed space program and lunar ambitions, and India successfully landed a probe near the Moon's south pole in 2023, the first spacecraft to touch down there.</w:t>
+      </w:r>
+    </w:p>
+    <w:p>
+      <w:pPr>
+        <w:spacing w:after="200"/>
+      </w:pPr>
+      <w:r>
+        <w:t xml:space="preserve">Mars settlement is discussed publicly and seriously by several of these programs and companies as a stated long-term goal. It remains, as this book is written, exactly that: a stated goal. No human has yet traveled farther than the Artemis II crew's 252,756 miles, just past the far side of the Moon, and the radiation exposure, distance, and physiological toll of a Mars mission are substantially harder problems than anything Apollo solved. Some proponents talk further still, toward eventual expansion beyond the solar system entirely, to other stars and the wider galaxy.</w:t>
       </w:r>
     </w:p>
     <w:p>
@@ -126,7 +126,7 @@
           <w:i/>
           <w:iCs/>
         </w:rPr>
-        <w:t xml:space="preserve">Fifty years ago, a small number of humans went somewhere no dolphin's senses can follow, walked on a body that is not Earth, and came home to tell dolphin scholarship about it only secondhand, through a broadcast. Whatever this species does next — on Mars, or further out still — may be the first chapter in its history the dolphins have to take purely on faith. History's oldest audience is, for the first time, considering what it means to lose its seat.</w:t>
+        <w:t xml:space="preserve">More than half a century ago, a small number of humans went somewhere no dolphin's senses can follow, walked on a body that is not Earth, and came home to tell dolphin scholarship about it only secondhand, through a broadcast. Whatever this species does next — on Mars, or further out still — may be the first chapter in its history the dolphins have to take purely on faith. History's oldest audience is, for the first time, considering what it means to lose its seat.</w:t>
       </w:r>
     </w:p>
     <w:sectPr>
